--- a/output/第10期介護保険事業計画_骨子案.docx
+++ b/output/第10期介護保険事業計画_骨子案.docx
@@ -312,13 +312,13 @@
         <w:tblStyle w:val="TableGrid"/>
         <w:tblW w:type="auto" w:w="0"/>
         <w:jc w:val="center"/>
-        <w:tblLook w:firstColumn="1" w:firstRow="1" w:lastColumn="0" w:lastRow="0" w:noHBand="0" w:noVBand="1" w:val="04A0"/>
         <w:tblCellMar>
           <w:top w:w="34" w:type="dxa"/>
           <w:left w:w="68" w:type="dxa"/>
           <w:bottom w:w="34" w:type="dxa"/>
           <w:right w:w="68" w:type="dxa"/>
         </w:tblCellMar>
+        <w:tblLook w:firstColumn="1" w:firstRow="1" w:lastColumn="0" w:lastRow="0" w:noHBand="0" w:noVBand="1" w:val="04A0"/>
       </w:tblPr>
       <w:tblGrid>
         <w:gridCol w:w="2438"/>
@@ -334,8 +334,8 @@
         <w:tc>
           <w:tcPr>
             <w:tcW w:type="dxa" w:w="1701"/>
-            <w:vAlign w:val="center"/>
             <w:shd w:val="clear" w:color="auto" w:fill="F2F2F2"/>
+            <w:vAlign w:val="center"/>
           </w:tcPr>
           <w:p>
             <w:pPr>
@@ -356,8 +356,8 @@
         <w:tc>
           <w:tcPr>
             <w:tcW w:type="dxa" w:w="3742"/>
-            <w:vAlign w:val="center"/>
             <w:shd w:val="clear" w:color="auto" w:fill="F2F2F2"/>
+            <w:vAlign w:val="center"/>
           </w:tcPr>
           <w:p>
             <w:pPr>
@@ -378,8 +378,8 @@
         <w:tc>
           <w:tcPr>
             <w:tcW w:type="dxa" w:w="1474"/>
-            <w:vAlign w:val="center"/>
             <w:shd w:val="clear" w:color="auto" w:fill="F2F2F2"/>
+            <w:vAlign w:val="center"/>
           </w:tcPr>
           <w:p>
             <w:pPr>
@@ -400,8 +400,8 @@
         <w:tc>
           <w:tcPr>
             <w:tcW w:type="dxa" w:w="2835"/>
-            <w:vAlign w:val="center"/>
             <w:shd w:val="clear" w:color="auto" w:fill="F2F2F2"/>
+            <w:vAlign w:val="center"/>
           </w:tcPr>
           <w:p>
             <w:pPr>
@@ -963,13 +963,13 @@
         <w:tblStyle w:val="TableGrid"/>
         <w:tblW w:type="auto" w:w="0"/>
         <w:jc w:val="center"/>
-        <w:tblLook w:firstColumn="1" w:firstRow="1" w:lastColumn="0" w:lastRow="0" w:noHBand="0" w:noVBand="1" w:val="04A0"/>
         <w:tblCellMar>
           <w:top w:w="34" w:type="dxa"/>
           <w:left w:w="68" w:type="dxa"/>
           <w:bottom w:w="34" w:type="dxa"/>
           <w:right w:w="68" w:type="dxa"/>
         </w:tblCellMar>
+        <w:tblLook w:firstColumn="1" w:firstRow="1" w:lastColumn="0" w:lastRow="0" w:noHBand="0" w:noVBand="1" w:val="04A0"/>
       </w:tblPr>
       <w:tblGrid>
         <w:gridCol w:w="4876"/>
@@ -983,8 +983,8 @@
         <w:tc>
           <w:tcPr>
             <w:tcW w:type="dxa" w:w="1814"/>
-            <w:vAlign w:val="center"/>
             <w:shd w:val="clear" w:color="auto" w:fill="F2F2F2"/>
+            <w:vAlign w:val="center"/>
           </w:tcPr>
           <w:p>
             <w:pPr>
@@ -1005,8 +1005,8 @@
         <w:tc>
           <w:tcPr>
             <w:tcW w:type="dxa" w:w="7937"/>
-            <w:vAlign w:val="center"/>
             <w:shd w:val="clear" w:color="auto" w:fill="F2F2F2"/>
+            <w:vAlign w:val="center"/>
           </w:tcPr>
           <w:p>
             <w:pPr>
@@ -1640,13 +1640,13 @@
         <w:tblStyle w:val="TableGrid"/>
         <w:tblW w:type="auto" w:w="0"/>
         <w:jc w:val="center"/>
-        <w:tblLook w:firstColumn="1" w:firstRow="1" w:lastColumn="0" w:lastRow="0" w:noHBand="0" w:noVBand="1" w:val="04A0"/>
         <w:tblCellMar>
           <w:top w:w="34" w:type="dxa"/>
           <w:left w:w="68" w:type="dxa"/>
           <w:bottom w:w="34" w:type="dxa"/>
           <w:right w:w="68" w:type="dxa"/>
         </w:tblCellMar>
+        <w:tblLook w:firstColumn="1" w:firstRow="1" w:lastColumn="0" w:lastRow="0" w:noHBand="0" w:noVBand="1" w:val="04A0"/>
       </w:tblPr>
       <w:tblGrid>
         <w:gridCol w:w="2438"/>
@@ -1662,8 +1662,8 @@
         <w:tc>
           <w:tcPr>
             <w:tcW w:type="dxa" w:w="3628"/>
-            <w:vAlign w:val="center"/>
             <w:shd w:val="clear" w:color="auto" w:fill="F2F2F2"/>
+            <w:vAlign w:val="center"/>
           </w:tcPr>
           <w:p>
             <w:pPr>
@@ -1684,8 +1684,8 @@
         <w:tc>
           <w:tcPr>
             <w:tcW w:type="dxa" w:w="1020"/>
-            <w:vAlign w:val="center"/>
             <w:shd w:val="clear" w:color="auto" w:fill="F2F2F2"/>
+            <w:vAlign w:val="center"/>
           </w:tcPr>
           <w:p>
             <w:pPr>
@@ -1706,8 +1706,8 @@
         <w:tc>
           <w:tcPr>
             <w:tcW w:type="dxa" w:w="1474"/>
-            <w:vAlign w:val="center"/>
             <w:shd w:val="clear" w:color="auto" w:fill="F2F2F2"/>
+            <w:vAlign w:val="center"/>
           </w:tcPr>
           <w:p>
             <w:pPr>
@@ -1728,8 +1728,8 @@
         <w:tc>
           <w:tcPr>
             <w:tcW w:type="dxa" w:w="3628"/>
-            <w:vAlign w:val="center"/>
             <w:shd w:val="clear" w:color="auto" w:fill="F2F2F2"/>
+            <w:vAlign w:val="center"/>
           </w:tcPr>
           <w:p>
             <w:pPr>
@@ -2818,13 +2818,13 @@
         <w:tblStyle w:val="TableGrid"/>
         <w:tblW w:type="auto" w:w="0"/>
         <w:jc w:val="center"/>
-        <w:tblLook w:firstColumn="1" w:firstRow="1" w:lastColumn="0" w:lastRow="0" w:noHBand="0" w:noVBand="1" w:val="04A0"/>
         <w:tblCellMar>
           <w:top w:w="34" w:type="dxa"/>
           <w:left w:w="68" w:type="dxa"/>
           <w:bottom w:w="34" w:type="dxa"/>
           <w:right w:w="68" w:type="dxa"/>
         </w:tblCellMar>
+        <w:tblLook w:firstColumn="1" w:firstRow="1" w:lastColumn="0" w:lastRow="0" w:noHBand="0" w:noVBand="1" w:val="04A0"/>
       </w:tblPr>
       <w:tblGrid>
         <w:gridCol w:w="2438"/>
@@ -2840,8 +2840,8 @@
         <w:tc>
           <w:tcPr>
             <w:tcW w:type="dxa" w:w="1928"/>
-            <w:vAlign w:val="center"/>
             <w:shd w:val="clear" w:color="auto" w:fill="F2F2F2"/>
+            <w:vAlign w:val="center"/>
           </w:tcPr>
           <w:p>
             <w:pPr>
@@ -2862,8 +2862,8 @@
         <w:tc>
           <w:tcPr>
             <w:tcW w:type="dxa" w:w="2494"/>
-            <w:vAlign w:val="center"/>
             <w:shd w:val="clear" w:color="auto" w:fill="F2F2F2"/>
+            <w:vAlign w:val="center"/>
           </w:tcPr>
           <w:p>
             <w:pPr>
@@ -2884,8 +2884,8 @@
         <w:tc>
           <w:tcPr>
             <w:tcW w:type="dxa" w:w="1134"/>
-            <w:vAlign w:val="center"/>
             <w:shd w:val="clear" w:color="auto" w:fill="F2F2F2"/>
+            <w:vAlign w:val="center"/>
           </w:tcPr>
           <w:p>
             <w:pPr>
@@ -2906,8 +2906,8 @@
         <w:tc>
           <w:tcPr>
             <w:tcW w:type="dxa" w:w="4195"/>
-            <w:vAlign w:val="center"/>
             <w:shd w:val="clear" w:color="auto" w:fill="F2F2F2"/>
+            <w:vAlign w:val="center"/>
           </w:tcPr>
           <w:p>
             <w:pPr>
@@ -3314,13 +3314,13 @@
         <w:tblStyle w:val="TableGrid"/>
         <w:tblW w:type="auto" w:w="0"/>
         <w:jc w:val="center"/>
-        <w:tblLook w:firstColumn="1" w:firstRow="1" w:lastColumn="0" w:lastRow="0" w:noHBand="0" w:noVBand="1" w:val="04A0"/>
         <w:tblCellMar>
           <w:top w:w="34" w:type="dxa"/>
           <w:left w:w="68" w:type="dxa"/>
           <w:bottom w:w="34" w:type="dxa"/>
           <w:right w:w="68" w:type="dxa"/>
         </w:tblCellMar>
+        <w:tblLook w:firstColumn="1" w:firstRow="1" w:lastColumn="0" w:lastRow="0" w:noHBand="0" w:noVBand="1" w:val="04A0"/>
       </w:tblPr>
       <w:tblGrid>
         <w:gridCol w:w="3251"/>
@@ -3335,8 +3335,8 @@
         <w:tc>
           <w:tcPr>
             <w:tcW w:type="dxa" w:w="2410"/>
-            <w:vAlign w:val="center"/>
             <w:shd w:val="clear" w:color="auto" w:fill="F2F2F2"/>
+            <w:vAlign w:val="center"/>
           </w:tcPr>
           <w:p>
             <w:pPr>
@@ -3357,8 +3357,8 @@
         <w:tc>
           <w:tcPr>
             <w:tcW w:type="dxa" w:w="4383"/>
-            <w:vAlign w:val="center"/>
             <w:shd w:val="clear" w:color="auto" w:fill="F2F2F2"/>
+            <w:vAlign w:val="center"/>
           </w:tcPr>
           <w:p>
             <w:pPr>
@@ -3379,8 +3379,8 @@
         <w:tc>
           <w:tcPr>
             <w:tcW w:type="dxa" w:w="2958"/>
-            <w:vAlign w:val="center"/>
             <w:shd w:val="clear" w:color="auto" w:fill="F2F2F2"/>
+            <w:vAlign w:val="center"/>
           </w:tcPr>
           <w:p>
             <w:pPr>
@@ -3959,13 +3959,13 @@
         <w:tblStyle w:val="TableGrid"/>
         <w:tblW w:type="auto" w:w="0"/>
         <w:jc w:val="center"/>
-        <w:tblLook w:firstColumn="1" w:firstRow="1" w:lastColumn="0" w:lastRow="0" w:noHBand="0" w:noVBand="1" w:val="04A0"/>
         <w:tblCellMar>
           <w:top w:w="34" w:type="dxa"/>
           <w:left w:w="68" w:type="dxa"/>
           <w:bottom w:w="34" w:type="dxa"/>
           <w:right w:w="68" w:type="dxa"/>
         </w:tblCellMar>
+        <w:tblLook w:firstColumn="1" w:firstRow="1" w:lastColumn="0" w:lastRow="0" w:noHBand="0" w:noVBand="1" w:val="04A0"/>
       </w:tblPr>
       <w:tblGrid>
         <w:gridCol w:w="4876"/>
@@ -3979,8 +3979,8 @@
         <w:tc>
           <w:tcPr>
             <w:tcW w:type="dxa" w:w="1928"/>
-            <w:vAlign w:val="center"/>
             <w:shd w:val="clear" w:color="auto" w:fill="F2F2F2"/>
+            <w:vAlign w:val="center"/>
           </w:tcPr>
           <w:p>
             <w:pPr>
@@ -4001,8 +4001,8 @@
         <w:tc>
           <w:tcPr>
             <w:tcW w:type="dxa" w:w="7824"/>
-            <w:vAlign w:val="center"/>
             <w:shd w:val="clear" w:color="auto" w:fill="F2F2F2"/>
+            <w:vAlign w:val="center"/>
           </w:tcPr>
           <w:p>
             <w:pPr>
@@ -4065,13 +4065,13 @@
         <w:tblStyle w:val="TableGrid"/>
         <w:tblW w:type="auto" w:w="0"/>
         <w:jc w:val="center"/>
-        <w:tblLook w:firstColumn="1" w:firstRow="1" w:lastColumn="0" w:lastRow="0" w:noHBand="0" w:noVBand="1" w:val="04A0"/>
         <w:tblCellMar>
           <w:top w:w="34" w:type="dxa"/>
           <w:left w:w="68" w:type="dxa"/>
           <w:bottom w:w="34" w:type="dxa"/>
           <w:right w:w="68" w:type="dxa"/>
         </w:tblCellMar>
+        <w:tblLook w:firstColumn="1" w:firstRow="1" w:lastColumn="0" w:lastRow="0" w:noHBand="0" w:noVBand="1" w:val="04A0"/>
       </w:tblPr>
       <w:tblGrid>
         <w:gridCol w:w="2438"/>
@@ -4087,8 +4087,8 @@
         <w:tc>
           <w:tcPr>
             <w:tcW w:type="dxa" w:w="1020"/>
-            <w:vAlign w:val="center"/>
             <w:shd w:val="clear" w:color="auto" w:fill="F2F2F2"/>
+            <w:vAlign w:val="center"/>
           </w:tcPr>
           <w:p>
             <w:pPr>
@@ -4109,8 +4109,8 @@
         <w:tc>
           <w:tcPr>
             <w:tcW w:type="dxa" w:w="2381"/>
-            <w:vAlign w:val="center"/>
             <w:shd w:val="clear" w:color="auto" w:fill="F2F2F2"/>
+            <w:vAlign w:val="center"/>
           </w:tcPr>
           <w:p>
             <w:pPr>
@@ -4131,8 +4131,8 @@
         <w:tc>
           <w:tcPr>
             <w:tcW w:type="dxa" w:w="2268"/>
-            <w:vAlign w:val="center"/>
             <w:shd w:val="clear" w:color="auto" w:fill="F2F2F2"/>
+            <w:vAlign w:val="center"/>
           </w:tcPr>
           <w:p>
             <w:pPr>
@@ -4153,8 +4153,8 @@
         <w:tc>
           <w:tcPr>
             <w:tcW w:type="dxa" w:w="4082"/>
-            <w:vAlign w:val="center"/>
             <w:shd w:val="clear" w:color="auto" w:fill="F2F2F2"/>
+            <w:vAlign w:val="center"/>
           </w:tcPr>
           <w:p>
             <w:pPr>
@@ -4628,13 +4628,13 @@
         <w:tblStyle w:val="TableGrid"/>
         <w:tblW w:type="auto" w:w="0"/>
         <w:jc w:val="center"/>
-        <w:tblLook w:firstColumn="1" w:firstRow="1" w:lastColumn="0" w:lastRow="0" w:noHBand="0" w:noVBand="1" w:val="04A0"/>
         <w:tblCellMar>
           <w:top w:w="34" w:type="dxa"/>
           <w:left w:w="68" w:type="dxa"/>
           <w:bottom w:w="34" w:type="dxa"/>
           <w:right w:w="68" w:type="dxa"/>
         </w:tblCellMar>
+        <w:tblLook w:firstColumn="1" w:firstRow="1" w:lastColumn="0" w:lastRow="0" w:noHBand="0" w:noVBand="1" w:val="04A0"/>
       </w:tblPr>
       <w:tblGrid>
         <w:gridCol w:w="3251"/>
@@ -4649,8 +4649,8 @@
         <w:tc>
           <w:tcPr>
             <w:tcW w:type="dxa" w:w="1863"/>
-            <w:vAlign w:val="center"/>
             <w:shd w:val="clear" w:color="auto" w:fill="F2F2F2"/>
+            <w:vAlign w:val="center"/>
           </w:tcPr>
           <w:p>
             <w:pPr>
@@ -4671,8 +4671,8 @@
         <w:tc>
           <w:tcPr>
             <w:tcW w:type="dxa" w:w="4054"/>
-            <w:vAlign w:val="center"/>
             <w:shd w:val="clear" w:color="auto" w:fill="F2F2F2"/>
+            <w:vAlign w:val="center"/>
           </w:tcPr>
           <w:p>
             <w:pPr>
@@ -4693,8 +4693,8 @@
         <w:tc>
           <w:tcPr>
             <w:tcW w:type="dxa" w:w="3835"/>
-            <w:vAlign w:val="center"/>
             <w:shd w:val="clear" w:color="auto" w:fill="F2F2F2"/>
+            <w:vAlign w:val="center"/>
           </w:tcPr>
           <w:p>
             <w:pPr>
@@ -5087,13 +5087,13 @@
         <w:tblStyle w:val="TableGrid"/>
         <w:tblW w:type="auto" w:w="0"/>
         <w:jc w:val="center"/>
-        <w:tblLook w:firstColumn="1" w:firstRow="1" w:lastColumn="0" w:lastRow="0" w:noHBand="0" w:noVBand="1" w:val="04A0"/>
         <w:tblCellMar>
           <w:top w:w="34" w:type="dxa"/>
           <w:left w:w="68" w:type="dxa"/>
           <w:bottom w:w="34" w:type="dxa"/>
           <w:right w:w="68" w:type="dxa"/>
         </w:tblCellMar>
+        <w:tblLook w:firstColumn="1" w:firstRow="1" w:lastColumn="0" w:lastRow="0" w:noHBand="0" w:noVBand="1" w:val="04A0"/>
       </w:tblPr>
       <w:tblGrid>
         <w:gridCol w:w="1950"/>
@@ -5110,8 +5110,8 @@
         <w:tc>
           <w:tcPr>
             <w:tcW w:type="dxa" w:w="624"/>
-            <w:vAlign w:val="center"/>
             <w:shd w:val="clear" w:color="auto" w:fill="F2F2F2"/>
+            <w:vAlign w:val="center"/>
           </w:tcPr>
           <w:p>
             <w:pPr>
@@ -5132,8 +5132,8 @@
         <w:tc>
           <w:tcPr>
             <w:tcW w:type="dxa" w:w="3402"/>
-            <w:vAlign w:val="center"/>
             <w:shd w:val="clear" w:color="auto" w:fill="F2F2F2"/>
+            <w:vAlign w:val="center"/>
           </w:tcPr>
           <w:p>
             <w:pPr>
@@ -5154,8 +5154,8 @@
         <w:tc>
           <w:tcPr>
             <w:tcW w:type="dxa" w:w="1361"/>
-            <w:vAlign w:val="center"/>
             <w:shd w:val="clear" w:color="auto" w:fill="F2F2F2"/>
+            <w:vAlign w:val="center"/>
           </w:tcPr>
           <w:p>
             <w:pPr>
@@ -5176,8 +5176,8 @@
         <w:tc>
           <w:tcPr>
             <w:tcW w:type="dxa" w:w="3175"/>
-            <w:vAlign w:val="center"/>
             <w:shd w:val="clear" w:color="auto" w:fill="F2F2F2"/>
+            <w:vAlign w:val="center"/>
           </w:tcPr>
           <w:p>
             <w:pPr>
@@ -5198,8 +5198,8 @@
         <w:tc>
           <w:tcPr>
             <w:tcW w:type="dxa" w:w="1191"/>
-            <w:vAlign w:val="center"/>
             <w:shd w:val="clear" w:color="auto" w:fill="F2F2F2"/>
+            <w:vAlign w:val="center"/>
           </w:tcPr>
           <w:p>
             <w:pPr>
@@ -6907,13 +6907,13 @@
         <w:tblStyle w:val="TableGrid"/>
         <w:tblW w:type="auto" w:w="0"/>
         <w:jc w:val="center"/>
-        <w:tblLook w:firstColumn="1" w:firstRow="1" w:lastColumn="0" w:lastRow="0" w:noHBand="0" w:noVBand="1" w:val="04A0"/>
         <w:tblCellMar>
           <w:top w:w="34" w:type="dxa"/>
           <w:left w:w="68" w:type="dxa"/>
           <w:bottom w:w="34" w:type="dxa"/>
           <w:right w:w="68" w:type="dxa"/>
         </w:tblCellMar>
+        <w:tblLook w:firstColumn="1" w:firstRow="1" w:lastColumn="0" w:lastRow="0" w:noHBand="0" w:noVBand="1" w:val="04A0"/>
       </w:tblPr>
       <w:tblGrid>
         <w:gridCol w:w="2438"/>
@@ -6929,8 +6929,8 @@
         <w:tc>
           <w:tcPr>
             <w:tcW w:type="dxa" w:w="2835"/>
-            <w:vAlign w:val="center"/>
             <w:shd w:val="clear" w:color="auto" w:fill="F2F2F2"/>
+            <w:vAlign w:val="center"/>
           </w:tcPr>
           <w:p>
             <w:pPr>
@@ -6951,8 +6951,8 @@
         <w:tc>
           <w:tcPr>
             <w:tcW w:type="dxa" w:w="680"/>
-            <w:vAlign w:val="center"/>
             <w:shd w:val="clear" w:color="auto" w:fill="F2F2F2"/>
+            <w:vAlign w:val="center"/>
           </w:tcPr>
           <w:p>
             <w:pPr>
@@ -6973,8 +6973,8 @@
         <w:tc>
           <w:tcPr>
             <w:tcW w:type="dxa" w:w="2041"/>
-            <w:vAlign w:val="center"/>
             <w:shd w:val="clear" w:color="auto" w:fill="F2F2F2"/>
+            <w:vAlign w:val="center"/>
           </w:tcPr>
           <w:p>
             <w:pPr>
@@ -6995,8 +6995,8 @@
         <w:tc>
           <w:tcPr>
             <w:tcW w:type="dxa" w:w="4195"/>
-            <w:vAlign w:val="center"/>
             <w:shd w:val="clear" w:color="auto" w:fill="F2F2F2"/>
+            <w:vAlign w:val="center"/>
           </w:tcPr>
           <w:p>
             <w:pPr>
@@ -7557,13 +7557,13 @@
         <w:tblStyle w:val="TableGrid"/>
         <w:tblW w:type="auto" w:w="0"/>
         <w:jc w:val="center"/>
-        <w:tblLook w:firstColumn="1" w:firstRow="1" w:lastColumn="0" w:lastRow="0" w:noHBand="0" w:noVBand="1" w:val="04A0"/>
         <w:tblCellMar>
           <w:top w:w="34" w:type="dxa"/>
           <w:left w:w="68" w:type="dxa"/>
           <w:bottom w:w="34" w:type="dxa"/>
           <w:right w:w="68" w:type="dxa"/>
         </w:tblCellMar>
+        <w:tblLook w:firstColumn="1" w:firstRow="1" w:lastColumn="0" w:lastRow="0" w:noHBand="0" w:noVBand="1" w:val="04A0"/>
       </w:tblPr>
       <w:tblGrid>
         <w:gridCol w:w="1950"/>
@@ -7580,8 +7580,8 @@
         <w:tc>
           <w:tcPr>
             <w:tcW w:type="dxa" w:w="907"/>
-            <w:vAlign w:val="center"/>
             <w:shd w:val="clear" w:color="auto" w:fill="F2F2F2"/>
+            <w:vAlign w:val="center"/>
           </w:tcPr>
           <w:p>
             <w:pPr>
@@ -7602,8 +7602,8 @@
         <w:tc>
           <w:tcPr>
             <w:tcW w:type="dxa" w:w="1928"/>
-            <w:vAlign w:val="center"/>
             <w:shd w:val="clear" w:color="auto" w:fill="F2F2F2"/>
+            <w:vAlign w:val="center"/>
           </w:tcPr>
           <w:p>
             <w:pPr>
@@ -7624,8 +7624,8 @@
         <w:tc>
           <w:tcPr>
             <w:tcW w:type="dxa" w:w="2721"/>
-            <w:vAlign w:val="center"/>
             <w:shd w:val="clear" w:color="auto" w:fill="F2F2F2"/>
+            <w:vAlign w:val="center"/>
           </w:tcPr>
           <w:p>
             <w:pPr>
@@ -7646,8 +7646,8 @@
         <w:tc>
           <w:tcPr>
             <w:tcW w:type="dxa" w:w="2494"/>
-            <w:vAlign w:val="center"/>
             <w:shd w:val="clear" w:color="auto" w:fill="F2F2F2"/>
+            <w:vAlign w:val="center"/>
           </w:tcPr>
           <w:p>
             <w:pPr>
@@ -7668,8 +7668,8 @@
         <w:tc>
           <w:tcPr>
             <w:tcW w:type="dxa" w:w="1701"/>
-            <w:vAlign w:val="center"/>
             <w:shd w:val="clear" w:color="auto" w:fill="F2F2F2"/>
+            <w:vAlign w:val="center"/>
           </w:tcPr>
           <w:p>
             <w:pPr>
@@ -8066,13 +8066,13 @@
         <w:tblStyle w:val="TableGrid"/>
         <w:tblW w:type="auto" w:w="0"/>
         <w:jc w:val="center"/>
-        <w:tblLook w:firstColumn="1" w:firstRow="1" w:lastColumn="0" w:lastRow="0" w:noHBand="0" w:noVBand="1" w:val="04A0"/>
         <w:tblCellMar>
           <w:top w:w="34" w:type="dxa"/>
           <w:left w:w="68" w:type="dxa"/>
           <w:bottom w:w="34" w:type="dxa"/>
           <w:right w:w="68" w:type="dxa"/>
         </w:tblCellMar>
+        <w:tblLook w:firstColumn="1" w:firstRow="1" w:lastColumn="0" w:lastRow="0" w:noHBand="0" w:noVBand="1" w:val="04A0"/>
       </w:tblPr>
       <w:tblGrid>
         <w:gridCol w:w="1950"/>
@@ -8089,8 +8089,8 @@
         <w:tc>
           <w:tcPr>
             <w:tcW w:type="dxa" w:w="2835"/>
-            <w:vAlign w:val="center"/>
             <w:shd w:val="clear" w:color="auto" w:fill="F2F2F2"/>
+            <w:vAlign w:val="center"/>
           </w:tcPr>
           <w:p>
             <w:pPr>
@@ -8111,8 +8111,8 @@
         <w:tc>
           <w:tcPr>
             <w:tcW w:type="dxa" w:w="1474"/>
-            <w:vAlign w:val="center"/>
             <w:shd w:val="clear" w:color="auto" w:fill="F2F2F2"/>
+            <w:vAlign w:val="center"/>
           </w:tcPr>
           <w:p>
             <w:pPr>
@@ -8133,8 +8133,8 @@
         <w:tc>
           <w:tcPr>
             <w:tcW w:type="dxa" w:w="1474"/>
-            <w:vAlign w:val="center"/>
             <w:shd w:val="clear" w:color="auto" w:fill="F2F2F2"/>
+            <w:vAlign w:val="center"/>
           </w:tcPr>
           <w:p>
             <w:pPr>
@@ -8155,8 +8155,8 @@
         <w:tc>
           <w:tcPr>
             <w:tcW w:type="dxa" w:w="1474"/>
-            <w:vAlign w:val="center"/>
             <w:shd w:val="clear" w:color="auto" w:fill="F2F2F2"/>
+            <w:vAlign w:val="center"/>
           </w:tcPr>
           <w:p>
             <w:pPr>
@@ -8177,8 +8177,8 @@
         <w:tc>
           <w:tcPr>
             <w:tcW w:type="dxa" w:w="2494"/>
-            <w:vAlign w:val="center"/>
             <w:shd w:val="clear" w:color="auto" w:fill="F2F2F2"/>
+            <w:vAlign w:val="center"/>
           </w:tcPr>
           <w:p>
             <w:pPr>
@@ -8699,13 +8699,13 @@
         <w:tblStyle w:val="TableGrid"/>
         <w:tblW w:type="auto" w:w="0"/>
         <w:jc w:val="center"/>
-        <w:tblLook w:firstColumn="1" w:firstRow="1" w:lastColumn="0" w:lastRow="0" w:noHBand="0" w:noVBand="1" w:val="04A0"/>
         <w:tblCellMar>
           <w:top w:w="34" w:type="dxa"/>
           <w:left w:w="68" w:type="dxa"/>
           <w:bottom w:w="34" w:type="dxa"/>
           <w:right w:w="68" w:type="dxa"/>
         </w:tblCellMar>
+        <w:tblLook w:firstColumn="1" w:firstRow="1" w:lastColumn="0" w:lastRow="0" w:noHBand="0" w:noVBand="1" w:val="04A0"/>
       </w:tblPr>
       <w:tblGrid>
         <w:gridCol w:w="1950"/>
@@ -8722,8 +8722,8 @@
         <w:tc>
           <w:tcPr>
             <w:tcW w:type="dxa" w:w="2268"/>
-            <w:vAlign w:val="center"/>
             <w:shd w:val="clear" w:color="auto" w:fill="F2F2F2"/>
+            <w:vAlign w:val="center"/>
           </w:tcPr>
           <w:p>
             <w:pPr>
@@ -8744,8 +8744,8 @@
         <w:tc>
           <w:tcPr>
             <w:tcW w:type="dxa" w:w="1814"/>
-            <w:vAlign w:val="center"/>
             <w:shd w:val="clear" w:color="auto" w:fill="F2F2F2"/>
+            <w:vAlign w:val="center"/>
           </w:tcPr>
           <w:p>
             <w:pPr>
@@ -8766,8 +8766,8 @@
         <w:tc>
           <w:tcPr>
             <w:tcW w:type="dxa" w:w="1928"/>
-            <w:vAlign w:val="center"/>
             <w:shd w:val="clear" w:color="auto" w:fill="F2F2F2"/>
+            <w:vAlign w:val="center"/>
           </w:tcPr>
           <w:p>
             <w:pPr>
@@ -8788,8 +8788,8 @@
         <w:tc>
           <w:tcPr>
             <w:tcW w:type="dxa" w:w="1814"/>
-            <w:vAlign w:val="center"/>
             <w:shd w:val="clear" w:color="auto" w:fill="F2F2F2"/>
+            <w:vAlign w:val="center"/>
           </w:tcPr>
           <w:p>
             <w:pPr>
@@ -8810,8 +8810,8 @@
         <w:tc>
           <w:tcPr>
             <w:tcW w:type="dxa" w:w="1928"/>
-            <w:vAlign w:val="center"/>
             <w:shd w:val="clear" w:color="auto" w:fill="F2F2F2"/>
+            <w:vAlign w:val="center"/>
           </w:tcPr>
           <w:p>
             <w:pPr>
@@ -9168,13 +9168,13 @@
         <w:tblStyle w:val="TableGrid"/>
         <w:tblW w:type="auto" w:w="0"/>
         <w:jc w:val="center"/>
-        <w:tblLook w:firstColumn="1" w:firstRow="1" w:lastColumn="0" w:lastRow="0" w:noHBand="0" w:noVBand="1" w:val="04A0"/>
         <w:tblCellMar>
           <w:top w:w="34" w:type="dxa"/>
           <w:left w:w="68" w:type="dxa"/>
           <w:bottom w:w="34" w:type="dxa"/>
           <w:right w:w="68" w:type="dxa"/>
         </w:tblCellMar>
+        <w:tblLook w:firstColumn="1" w:firstRow="1" w:lastColumn="0" w:lastRow="0" w:noHBand="0" w:noVBand="1" w:val="04A0"/>
       </w:tblPr>
       <w:tblGrid>
         <w:gridCol w:w="3251"/>
@@ -9189,8 +9189,8 @@
         <w:tc>
           <w:tcPr>
             <w:tcW w:type="dxa" w:w="2154"/>
-            <w:vAlign w:val="center"/>
             <w:shd w:val="clear" w:color="auto" w:fill="F2F2F2"/>
+            <w:vAlign w:val="center"/>
           </w:tcPr>
           <w:p>
             <w:pPr>
@@ -9211,8 +9211,8 @@
         <w:tc>
           <w:tcPr>
             <w:tcW w:type="dxa" w:w="3969"/>
-            <w:vAlign w:val="center"/>
             <w:shd w:val="clear" w:color="auto" w:fill="F2F2F2"/>
+            <w:vAlign w:val="center"/>
           </w:tcPr>
           <w:p>
             <w:pPr>
@@ -9233,8 +9233,8 @@
         <w:tc>
           <w:tcPr>
             <w:tcW w:type="dxa" w:w="3628"/>
-            <w:vAlign w:val="center"/>
             <w:shd w:val="clear" w:color="auto" w:fill="F2F2F2"/>
+            <w:vAlign w:val="center"/>
           </w:tcPr>
           <w:p>
             <w:pPr>
@@ -9843,13 +9843,13 @@
         <w:tblStyle w:val="TableGrid"/>
         <w:tblW w:type="auto" w:w="0"/>
         <w:jc w:val="center"/>
-        <w:tblLook w:firstColumn="1" w:firstRow="1" w:lastColumn="0" w:lastRow="0" w:noHBand="0" w:noVBand="1" w:val="04A0"/>
         <w:tblCellMar>
           <w:top w:w="34" w:type="dxa"/>
           <w:left w:w="68" w:type="dxa"/>
           <w:bottom w:w="34" w:type="dxa"/>
           <w:right w:w="68" w:type="dxa"/>
         </w:tblCellMar>
+        <w:tblLook w:firstColumn="1" w:firstRow="1" w:lastColumn="0" w:lastRow="0" w:noHBand="0" w:noVBand="1" w:val="04A0"/>
       </w:tblPr>
       <w:tblGrid>
         <w:gridCol w:w="3251"/>
@@ -9864,8 +9864,8 @@
         <w:tc>
           <w:tcPr>
             <w:tcW w:type="dxa" w:w="2154"/>
-            <w:vAlign w:val="center"/>
             <w:shd w:val="clear" w:color="auto" w:fill="F2F2F2"/>
+            <w:vAlign w:val="center"/>
           </w:tcPr>
           <w:p>
             <w:pPr>
@@ -9886,8 +9886,8 @@
         <w:tc>
           <w:tcPr>
             <w:tcW w:type="dxa" w:w="3969"/>
-            <w:vAlign w:val="center"/>
             <w:shd w:val="clear" w:color="auto" w:fill="F2F2F2"/>
+            <w:vAlign w:val="center"/>
           </w:tcPr>
           <w:p>
             <w:pPr>
@@ -9908,8 +9908,8 @@
         <w:tc>
           <w:tcPr>
             <w:tcW w:type="dxa" w:w="3628"/>
-            <w:vAlign w:val="center"/>
             <w:shd w:val="clear" w:color="auto" w:fill="F2F2F2"/>
+            <w:vAlign w:val="center"/>
           </w:tcPr>
           <w:p>
             <w:pPr>
@@ -10456,13 +10456,13 @@
         <w:tblStyle w:val="TableGrid"/>
         <w:tblW w:type="auto" w:w="0"/>
         <w:jc w:val="center"/>
-        <w:tblLook w:firstColumn="1" w:firstRow="1" w:lastColumn="0" w:lastRow="0" w:noHBand="0" w:noVBand="1" w:val="04A0"/>
         <w:tblCellMar>
           <w:top w:w="34" w:type="dxa"/>
           <w:left w:w="68" w:type="dxa"/>
           <w:bottom w:w="34" w:type="dxa"/>
           <w:right w:w="68" w:type="dxa"/>
         </w:tblCellMar>
+        <w:tblLook w:firstColumn="1" w:firstRow="1" w:lastColumn="0" w:lastRow="0" w:noHBand="0" w:noVBand="1" w:val="04A0"/>
       </w:tblPr>
       <w:tblGrid>
         <w:gridCol w:w="3251"/>
@@ -10477,8 +10477,8 @@
         <w:tc>
           <w:tcPr>
             <w:tcW w:type="dxa" w:w="2154"/>
-            <w:vAlign w:val="center"/>
             <w:shd w:val="clear" w:color="auto" w:fill="F2F2F2"/>
+            <w:vAlign w:val="center"/>
           </w:tcPr>
           <w:p>
             <w:pPr>
@@ -10499,8 +10499,8 @@
         <w:tc>
           <w:tcPr>
             <w:tcW w:type="dxa" w:w="3969"/>
-            <w:vAlign w:val="center"/>
             <w:shd w:val="clear" w:color="auto" w:fill="F2F2F2"/>
+            <w:vAlign w:val="center"/>
           </w:tcPr>
           <w:p>
             <w:pPr>
@@ -10521,8 +10521,8 @@
         <w:tc>
           <w:tcPr>
             <w:tcW w:type="dxa" w:w="3628"/>
-            <w:vAlign w:val="center"/>
             <w:shd w:val="clear" w:color="auto" w:fill="F2F2F2"/>
+            <w:vAlign w:val="center"/>
           </w:tcPr>
           <w:p>
             <w:pPr>
@@ -10883,13 +10883,13 @@
         <w:tblStyle w:val="TableGrid"/>
         <w:tblW w:type="auto" w:w="0"/>
         <w:jc w:val="center"/>
-        <w:tblLook w:firstColumn="1" w:firstRow="1" w:lastColumn="0" w:lastRow="0" w:noHBand="0" w:noVBand="1" w:val="04A0"/>
         <w:tblCellMar>
           <w:top w:w="34" w:type="dxa"/>
           <w:left w:w="68" w:type="dxa"/>
           <w:bottom w:w="34" w:type="dxa"/>
           <w:right w:w="68" w:type="dxa"/>
         </w:tblCellMar>
+        <w:tblLook w:firstColumn="1" w:firstRow="1" w:lastColumn="0" w:lastRow="0" w:noHBand="0" w:noVBand="1" w:val="04A0"/>
       </w:tblPr>
       <w:tblGrid>
         <w:gridCol w:w="3251"/>
@@ -10904,8 +10904,8 @@
         <w:tc>
           <w:tcPr>
             <w:tcW w:type="dxa" w:w="2154"/>
-            <w:vAlign w:val="center"/>
             <w:shd w:val="clear" w:color="auto" w:fill="F2F2F2"/>
+            <w:vAlign w:val="center"/>
           </w:tcPr>
           <w:p>
             <w:pPr>
@@ -10926,8 +10926,8 @@
         <w:tc>
           <w:tcPr>
             <w:tcW w:type="dxa" w:w="3969"/>
-            <w:vAlign w:val="center"/>
             <w:shd w:val="clear" w:color="auto" w:fill="F2F2F2"/>
+            <w:vAlign w:val="center"/>
           </w:tcPr>
           <w:p>
             <w:pPr>
@@ -10948,8 +10948,8 @@
         <w:tc>
           <w:tcPr>
             <w:tcW w:type="dxa" w:w="3628"/>
-            <w:vAlign w:val="center"/>
             <w:shd w:val="clear" w:color="auto" w:fill="F2F2F2"/>
+            <w:vAlign w:val="center"/>
           </w:tcPr>
           <w:p>
             <w:pPr>
@@ -11186,13 +11186,13 @@
         <w:tblStyle w:val="TableGrid"/>
         <w:tblW w:type="auto" w:w="0"/>
         <w:jc w:val="center"/>
-        <w:tblLook w:firstColumn="1" w:firstRow="1" w:lastColumn="0" w:lastRow="0" w:noHBand="0" w:noVBand="1" w:val="04A0"/>
         <w:tblCellMar>
           <w:top w:w="34" w:type="dxa"/>
           <w:left w:w="68" w:type="dxa"/>
           <w:bottom w:w="34" w:type="dxa"/>
           <w:right w:w="68" w:type="dxa"/>
         </w:tblCellMar>
+        <w:tblLook w:firstColumn="1" w:firstRow="1" w:lastColumn="0" w:lastRow="0" w:noHBand="0" w:noVBand="1" w:val="04A0"/>
       </w:tblPr>
       <w:tblGrid>
         <w:gridCol w:w="3251"/>
@@ -11207,8 +11207,8 @@
         <w:tc>
           <w:tcPr>
             <w:tcW w:type="dxa" w:w="2154"/>
-            <w:vAlign w:val="center"/>
             <w:shd w:val="clear" w:color="auto" w:fill="F2F2F2"/>
+            <w:vAlign w:val="center"/>
           </w:tcPr>
           <w:p>
             <w:pPr>
@@ -11229,8 +11229,8 @@
         <w:tc>
           <w:tcPr>
             <w:tcW w:type="dxa" w:w="3969"/>
-            <w:vAlign w:val="center"/>
             <w:shd w:val="clear" w:color="auto" w:fill="F2F2F2"/>
+            <w:vAlign w:val="center"/>
           </w:tcPr>
           <w:p>
             <w:pPr>
@@ -11251,8 +11251,8 @@
         <w:tc>
           <w:tcPr>
             <w:tcW w:type="dxa" w:w="3628"/>
-            <w:vAlign w:val="center"/>
             <w:shd w:val="clear" w:color="auto" w:fill="F2F2F2"/>
+            <w:vAlign w:val="center"/>
           </w:tcPr>
           <w:p>
             <w:pPr>
@@ -11365,13 +11365,13 @@
         <w:tblStyle w:val="TableGrid"/>
         <w:tblW w:type="auto" w:w="0"/>
         <w:jc w:val="center"/>
-        <w:tblLook w:firstColumn="1" w:firstRow="1" w:lastColumn="0" w:lastRow="0" w:noHBand="0" w:noVBand="1" w:val="04A0"/>
         <w:tblCellMar>
           <w:top w:w="34" w:type="dxa"/>
           <w:left w:w="68" w:type="dxa"/>
           <w:bottom w:w="34" w:type="dxa"/>
           <w:right w:w="68" w:type="dxa"/>
         </w:tblCellMar>
+        <w:tblLook w:firstColumn="1" w:firstRow="1" w:lastColumn="0" w:lastRow="0" w:noHBand="0" w:noVBand="1" w:val="04A0"/>
       </w:tblPr>
       <w:tblGrid>
         <w:gridCol w:w="3251"/>
@@ -11386,8 +11386,8 @@
         <w:tc>
           <w:tcPr>
             <w:tcW w:type="dxa" w:w="2154"/>
-            <w:vAlign w:val="center"/>
             <w:shd w:val="clear" w:color="auto" w:fill="F2F2F2"/>
+            <w:vAlign w:val="center"/>
           </w:tcPr>
           <w:p>
             <w:pPr>
@@ -11408,8 +11408,8 @@
         <w:tc>
           <w:tcPr>
             <w:tcW w:type="dxa" w:w="3969"/>
-            <w:vAlign w:val="center"/>
             <w:shd w:val="clear" w:color="auto" w:fill="F2F2F2"/>
+            <w:vAlign w:val="center"/>
           </w:tcPr>
           <w:p>
             <w:pPr>
@@ -11430,8 +11430,8 @@
         <w:tc>
           <w:tcPr>
             <w:tcW w:type="dxa" w:w="3628"/>
-            <w:vAlign w:val="center"/>
             <w:shd w:val="clear" w:color="auto" w:fill="F2F2F2"/>
+            <w:vAlign w:val="center"/>
           </w:tcPr>
           <w:p>
             <w:pPr>
@@ -11916,13 +11916,13 @@
         <w:tblStyle w:val="TableGrid"/>
         <w:tblW w:type="auto" w:w="0"/>
         <w:jc w:val="center"/>
-        <w:tblLook w:firstColumn="1" w:firstRow="1" w:lastColumn="0" w:lastRow="0" w:noHBand="0" w:noVBand="1" w:val="04A0"/>
         <w:tblCellMar>
           <w:top w:w="34" w:type="dxa"/>
           <w:left w:w="68" w:type="dxa"/>
           <w:bottom w:w="34" w:type="dxa"/>
           <w:right w:w="68" w:type="dxa"/>
         </w:tblCellMar>
+        <w:tblLook w:firstColumn="1" w:firstRow="1" w:lastColumn="0" w:lastRow="0" w:noHBand="0" w:noVBand="1" w:val="04A0"/>
       </w:tblPr>
       <w:tblGrid>
         <w:gridCol w:w="3251"/>
@@ -11937,8 +11937,8 @@
         <w:tc>
           <w:tcPr>
             <w:tcW w:type="dxa" w:w="2154"/>
-            <w:vAlign w:val="center"/>
             <w:shd w:val="clear" w:color="auto" w:fill="F2F2F2"/>
+            <w:vAlign w:val="center"/>
           </w:tcPr>
           <w:p>
             <w:pPr>
@@ -11959,8 +11959,8 @@
         <w:tc>
           <w:tcPr>
             <w:tcW w:type="dxa" w:w="3969"/>
-            <w:vAlign w:val="center"/>
             <w:shd w:val="clear" w:color="auto" w:fill="F2F2F2"/>
+            <w:vAlign w:val="center"/>
           </w:tcPr>
           <w:p>
             <w:pPr>
@@ -11981,8 +11981,8 @@
         <w:tc>
           <w:tcPr>
             <w:tcW w:type="dxa" w:w="3628"/>
-            <w:vAlign w:val="center"/>
             <w:shd w:val="clear" w:color="auto" w:fill="F2F2F2"/>
+            <w:vAlign w:val="center"/>
           </w:tcPr>
           <w:p>
             <w:pPr>
@@ -12113,13 +12113,13 @@
         <w:tblStyle w:val="TableGrid"/>
         <w:tblW w:type="auto" w:w="0"/>
         <w:jc w:val="center"/>
-        <w:tblLook w:firstColumn="1" w:firstRow="1" w:lastColumn="0" w:lastRow="0" w:noHBand="0" w:noVBand="1" w:val="04A0"/>
         <w:tblCellMar>
           <w:top w:w="34" w:type="dxa"/>
           <w:left w:w="68" w:type="dxa"/>
           <w:bottom w:w="34" w:type="dxa"/>
           <w:right w:w="68" w:type="dxa"/>
         </w:tblCellMar>
+        <w:tblLook w:firstColumn="1" w:firstRow="1" w:lastColumn="0" w:lastRow="0" w:noHBand="0" w:noVBand="1" w:val="04A0"/>
       </w:tblPr>
       <w:tblGrid>
         <w:gridCol w:w="2438"/>
@@ -12135,8 +12135,8 @@
         <w:tc>
           <w:tcPr>
             <w:tcW w:type="dxa" w:w="1361"/>
-            <w:vAlign w:val="center"/>
             <w:shd w:val="clear" w:color="auto" w:fill="F2F2F2"/>
+            <w:vAlign w:val="center"/>
           </w:tcPr>
           <w:p>
             <w:pPr>
@@ -12157,8 +12157,8 @@
         <w:tc>
           <w:tcPr>
             <w:tcW w:type="dxa" w:w="2268"/>
-            <w:vAlign w:val="center"/>
             <w:shd w:val="clear" w:color="auto" w:fill="F2F2F2"/>
+            <w:vAlign w:val="center"/>
           </w:tcPr>
           <w:p>
             <w:pPr>
@@ -12179,8 +12179,8 @@
         <w:tc>
           <w:tcPr>
             <w:tcW w:type="dxa" w:w="3061"/>
-            <w:vAlign w:val="center"/>
             <w:shd w:val="clear" w:color="auto" w:fill="F2F2F2"/>
+            <w:vAlign w:val="center"/>
           </w:tcPr>
           <w:p>
             <w:pPr>
@@ -12201,8 +12201,8 @@
         <w:tc>
           <w:tcPr>
             <w:tcW w:type="dxa" w:w="3061"/>
-            <w:vAlign w:val="center"/>
             <w:shd w:val="clear" w:color="auto" w:fill="F2F2F2"/>
+            <w:vAlign w:val="center"/>
           </w:tcPr>
           <w:p>
             <w:pPr>
@@ -12919,13 +12919,13 @@
         <w:tblStyle w:val="TableGrid"/>
         <w:tblW w:type="auto" w:w="0"/>
         <w:jc w:val="center"/>
-        <w:tblLook w:firstColumn="1" w:firstRow="1" w:lastColumn="0" w:lastRow="0" w:noHBand="0" w:noVBand="1" w:val="04A0"/>
         <w:tblCellMar>
           <w:top w:w="34" w:type="dxa"/>
           <w:left w:w="68" w:type="dxa"/>
           <w:bottom w:w="34" w:type="dxa"/>
           <w:right w:w="68" w:type="dxa"/>
         </w:tblCellMar>
+        <w:tblLook w:firstColumn="1" w:firstRow="1" w:lastColumn="0" w:lastRow="0" w:noHBand="0" w:noVBand="1" w:val="04A0"/>
       </w:tblPr>
       <w:tblGrid>
         <w:gridCol w:w="1950"/>
@@ -12942,8 +12942,8 @@
         <w:tc>
           <w:tcPr>
             <w:tcW w:type="dxa" w:w="567"/>
-            <w:vAlign w:val="center"/>
             <w:shd w:val="clear" w:color="auto" w:fill="F2F2F2"/>
+            <w:vAlign w:val="center"/>
           </w:tcPr>
           <w:p>
             <w:pPr>
@@ -12964,8 +12964,8 @@
         <w:tc>
           <w:tcPr>
             <w:tcW w:type="dxa" w:w="2494"/>
-            <w:vAlign w:val="center"/>
             <w:shd w:val="clear" w:color="auto" w:fill="F2F2F2"/>
+            <w:vAlign w:val="center"/>
           </w:tcPr>
           <w:p>
             <w:pPr>
@@ -12986,8 +12986,8 @@
         <w:tc>
           <w:tcPr>
             <w:tcW w:type="dxa" w:w="3288"/>
-            <w:vAlign w:val="center"/>
             <w:shd w:val="clear" w:color="auto" w:fill="F2F2F2"/>
+            <w:vAlign w:val="center"/>
           </w:tcPr>
           <w:p>
             <w:pPr>
@@ -13008,8 +13008,8 @@
         <w:tc>
           <w:tcPr>
             <w:tcW w:type="dxa" w:w="1361"/>
-            <w:vAlign w:val="center"/>
             <w:shd w:val="clear" w:color="auto" w:fill="F2F2F2"/>
+            <w:vAlign w:val="center"/>
           </w:tcPr>
           <w:p>
             <w:pPr>
@@ -13030,8 +13030,8 @@
         <w:tc>
           <w:tcPr>
             <w:tcW w:type="dxa" w:w="2041"/>
-            <w:vAlign w:val="center"/>
             <w:shd w:val="clear" w:color="auto" w:fill="F2F2F2"/>
+            <w:vAlign w:val="center"/>
           </w:tcPr>
           <w:p>
             <w:pPr>
@@ -14336,13 +14336,13 @@
         <w:tblStyle w:val="TableGrid"/>
         <w:tblW w:type="auto" w:w="0"/>
         <w:jc w:val="center"/>
-        <w:tblLook w:firstColumn="1" w:firstRow="1" w:lastColumn="0" w:lastRow="0" w:noHBand="0" w:noVBand="1" w:val="04A0"/>
         <w:tblCellMar>
           <w:top w:w="34" w:type="dxa"/>
           <w:left w:w="68" w:type="dxa"/>
           <w:bottom w:w="34" w:type="dxa"/>
           <w:right w:w="68" w:type="dxa"/>
         </w:tblCellMar>
+        <w:tblLook w:firstColumn="1" w:firstRow="1" w:lastColumn="0" w:lastRow="0" w:noHBand="0" w:noVBand="1" w:val="04A0"/>
       </w:tblPr>
       <w:tblGrid>
         <w:gridCol w:w="2438"/>
@@ -14358,8 +14358,8 @@
         <w:tc>
           <w:tcPr>
             <w:tcW w:type="dxa" w:w="1361"/>
-            <w:vAlign w:val="center"/>
             <w:shd w:val="clear" w:color="auto" w:fill="F2F2F2"/>
+            <w:vAlign w:val="center"/>
           </w:tcPr>
           <w:p>
             <w:pPr>
@@ -14380,8 +14380,8 @@
         <w:tc>
           <w:tcPr>
             <w:tcW w:type="dxa" w:w="2721"/>
-            <w:vAlign w:val="center"/>
             <w:shd w:val="clear" w:color="auto" w:fill="F2F2F2"/>
+            <w:vAlign w:val="center"/>
           </w:tcPr>
           <w:p>
             <w:pPr>
@@ -14402,8 +14402,8 @@
         <w:tc>
           <w:tcPr>
             <w:tcW w:type="dxa" w:w="4309"/>
-            <w:vAlign w:val="center"/>
             <w:shd w:val="clear" w:color="auto" w:fill="F2F2F2"/>
+            <w:vAlign w:val="center"/>
           </w:tcPr>
           <w:p>
             <w:pPr>
@@ -14424,8 +14424,8 @@
         <w:tc>
           <w:tcPr>
             <w:tcW w:type="dxa" w:w="1361"/>
-            <w:vAlign w:val="center"/>
             <w:shd w:val="clear" w:color="auto" w:fill="F2F2F2"/>
+            <w:vAlign w:val="center"/>
           </w:tcPr>
           <w:p>
             <w:pPr>
